--- a/pieCharts.docx
+++ b/pieCharts.docx
@@ -1,6 +1,6 @@
 
 <file path=word/document.xml><?xml version="1.0" encoding="utf-8"?>
-<w:document xmlns:wpc="http://schemas.microsoft.com/office/word/2010/wordprocessingCanvas" xmlns:cx="http://schemas.microsoft.com/office/drawing/2014/chartex" xmlns:cx1="http://schemas.microsoft.com/office/drawing/2015/9/8/chartex" xmlns:cx2="http://schemas.microsoft.com/office/drawing/2015/10/21/chartex" xmlns:cx3="http://schemas.microsoft.com/office/drawing/2016/5/9/chartex" xmlns:cx4="http://schemas.microsoft.com/office/drawing/2016/5/10/chartex" xmlns:cx5="http://schemas.microsoft.com/office/drawing/2016/5/11/chartex" xmlns:cx6="http://schemas.microsoft.com/office/drawing/2016/5/12/chartex" xmlns:cx7="http://schemas.microsoft.com/office/drawing/2016/5/13/chartex" xmlns:cx8="http://schemas.microsoft.com/office/drawing/2016/5/14/chartex" xmlns:mc="http://schemas.openxmlformats.org/markup-compatibility/2006" xmlns:aink="http://schemas.microsoft.com/office/drawing/2016/ink" xmlns:am3d="http://schemas.microsoft.com/office/drawing/2017/model3d" xmlns:o="urn:schemas-microsoft-com:office:office" xmlns:oel="http://schemas.microsoft.com/office/2019/extlst" xmlns:r="http://schemas.openxmlformats.org/officeDocument/2006/relationships" xmlns:m="http://schemas.openxmlformats.org/officeDocument/2006/math" xmlns:v="urn:schemas-microsoft-com:vml" xmlns:wp14="http://schemas.microsoft.com/office/word/2010/wordprocessingDrawing" xmlns:wp="http://schemas.openxmlformats.org/drawingml/2006/wordprocessingDrawing" xmlns:w10="urn:schemas-microsoft-com:office:word" xmlns:w="http://schemas.openxmlformats.org/wordprocessingml/2006/main" xmlns:w14="http://schemas.microsoft.com/office/word/2010/wordml" xmlns:w15="http://schemas.microsoft.com/office/word/2012/wordml" xmlns:w16cex="http://schemas.microsoft.com/office/word/2018/wordml/cex" xmlns:w16cid="http://schemas.microsoft.com/office/word/2016/wordml/cid" xmlns:w16="http://schemas.microsoft.com/office/word/2018/wordml" xmlns:w16du="http://schemas.microsoft.com/office/word/2023/wordml/word16du" xmlns:w16sdtdh="http://schemas.microsoft.com/office/word/2020/wordml/sdtdatahash" xmlns:w16se="http://schemas.microsoft.com/office/word/2015/wordml/symex" xmlns:wpg="http://schemas.microsoft.com/office/word/2010/wordprocessingGroup" xmlns:wpi="http://schemas.microsoft.com/office/word/2010/wordprocessingInk" xmlns:wne="http://schemas.microsoft.com/office/word/2006/wordml" xmlns:wps="http://schemas.microsoft.com/office/word/2010/wordprocessingShape" mc:Ignorable="w14 w15 w16se w16cid w16 w16cex w16sdtdh w16du wp14">
+<w:document xmlns:wpc="http://schemas.microsoft.com/office/word/2010/wordprocessingCanvas" xmlns:cx="http://schemas.microsoft.com/office/drawing/2014/chartex" xmlns:cx1="http://schemas.microsoft.com/office/drawing/2015/9/8/chartex" xmlns:cx2="http://schemas.microsoft.com/office/drawing/2015/10/21/chartex" xmlns:cx3="http://schemas.microsoft.com/office/drawing/2016/5/9/chartex" xmlns:cx4="http://schemas.microsoft.com/office/drawing/2016/5/10/chartex" xmlns:cx5="http://schemas.microsoft.com/office/drawing/2016/5/11/chartex" xmlns:cx6="http://schemas.microsoft.com/office/drawing/2016/5/12/chartex" xmlns:cx7="http://schemas.microsoft.com/office/drawing/2016/5/13/chartex" xmlns:cx8="http://schemas.microsoft.com/office/drawing/2016/5/14/chartex" xmlns:mc="http://schemas.openxmlformats.org/markup-compatibility/2006" xmlns:aink="http://schemas.microsoft.com/office/drawing/2016/ink" xmlns:am3d="http://schemas.microsoft.com/office/drawing/2017/model3d" xmlns:o="urn:schemas-microsoft-com:office:office" xmlns:oel="http://schemas.microsoft.com/office/2019/extlst" xmlns:r="http://schemas.openxmlformats.org/officeDocument/2006/relationships" xmlns:m="http://schemas.openxmlformats.org/officeDocument/2006/math" xmlns:v="urn:schemas-microsoft-com:vml" xmlns:wp14="http://schemas.microsoft.com/office/word/2010/wordprocessingDrawing" xmlns:wp="http://schemas.openxmlformats.org/drawingml/2006/wordprocessingDrawing" xmlns:w10="urn:schemas-microsoft-com:office:word" xmlns:w="http://schemas.openxmlformats.org/wordprocessingml/2006/main" xmlns:w14="http://schemas.microsoft.com/office/word/2010/wordml" xmlns:w15="http://schemas.microsoft.com/office/word/2012/wordml" xmlns:w16cex="http://schemas.microsoft.com/office/word/2018/wordml/cex" xmlns:w16cid="http://schemas.microsoft.com/office/word/2016/wordml/cid" xmlns:w16="http://schemas.microsoft.com/office/word/2018/wordml" xmlns:w16du="http://schemas.microsoft.com/office/word/2023/wordml/word16du" xmlns:w16sdtdh="http://schemas.microsoft.com/office/word/2020/wordml/sdtdatahash" xmlns:w16sdtfl="http://schemas.microsoft.com/office/word/2024/wordml/sdtformatlock" xmlns:w16se="http://schemas.microsoft.com/office/word/2015/wordml/symex" xmlns:wpg="http://schemas.microsoft.com/office/word/2010/wordprocessingGroup" xmlns:wpi="http://schemas.microsoft.com/office/word/2010/wordprocessingInk" xmlns:wne="http://schemas.microsoft.com/office/word/2006/wordml" xmlns:wps="http://schemas.microsoft.com/office/word/2010/wordprocessingShape" mc:Ignorable="w14 w15 w16se w16cid w16 w16cex w16sdtdh w16sdtfl w16du wp14">
   <w:body>
     <w:p>
       <w:r>
@@ -8,7 +8,7 @@
           <w:noProof/>
         </w:rPr>
         <w:drawing>
-          <wp:anchor distT="0" distB="0" distL="114300" distR="114300" simplePos="0" relativeHeight="251658240" behindDoc="0" locked="0" layoutInCell="1" allowOverlap="1" wp14:anchorId="2E2F68E6" wp14:editId="7450FEBF">
+          <wp:anchor distT="0" distB="0" distL="114300" distR="114300" simplePos="0" relativeHeight="251658240" behindDoc="0" locked="0" layoutInCell="1" allowOverlap="1" wp14:anchorId="2E2F68E6" wp14:editId="779C2C02">
             <wp:simplePos x="914400" y="914400"/>
             <wp:positionH relativeFrom="column">
               <wp:align>left</wp:align>
@@ -42,7 +42,7 @@
           <w:noProof/>
         </w:rPr>
         <w:drawing>
-          <wp:anchor distT="0" distB="0" distL="114300" distR="114300" simplePos="0" relativeHeight="251660288" behindDoc="0" locked="0" layoutInCell="1" allowOverlap="1" wp14:anchorId="04098054" wp14:editId="415B7768">
+          <wp:anchor distT="0" distB="0" distL="114300" distR="114300" simplePos="0" relativeHeight="251660288" behindDoc="0" locked="0" layoutInCell="1" allowOverlap="1" wp14:anchorId="04098054" wp14:editId="132E9761">
             <wp:simplePos x="0" y="0"/>
             <wp:positionH relativeFrom="column">
               <wp:posOffset>0</wp:posOffset>
@@ -75,7 +75,7 @@
 </file>
 
 <file path=word/styles.xml><?xml version="1.0" encoding="utf-8"?>
-<w:styles xmlns:mc="http://schemas.openxmlformats.org/markup-compatibility/2006" xmlns:r="http://schemas.openxmlformats.org/officeDocument/2006/relationships" xmlns:w="http://schemas.openxmlformats.org/wordprocessingml/2006/main" xmlns:w14="http://schemas.microsoft.com/office/word/2010/wordml" xmlns:w15="http://schemas.microsoft.com/office/word/2012/wordml" xmlns:w16cex="http://schemas.microsoft.com/office/word/2018/wordml/cex" xmlns:w16cid="http://schemas.microsoft.com/office/word/2016/wordml/cid" xmlns:w16="http://schemas.microsoft.com/office/word/2018/wordml" xmlns:w16du="http://schemas.microsoft.com/office/word/2023/wordml/word16du" xmlns:w16sdtdh="http://schemas.microsoft.com/office/word/2020/wordml/sdtdatahash" xmlns:w16se="http://schemas.microsoft.com/office/word/2015/wordml/symex" mc:Ignorable="w14 w15 w16se w16cid w16 w16cex w16sdtdh w16du">
+<w:styles xmlns:mc="http://schemas.openxmlformats.org/markup-compatibility/2006" xmlns:r="http://schemas.openxmlformats.org/officeDocument/2006/relationships" xmlns:w="http://schemas.openxmlformats.org/wordprocessingml/2006/main" xmlns:w14="http://schemas.microsoft.com/office/word/2010/wordml" xmlns:w15="http://schemas.microsoft.com/office/word/2012/wordml" xmlns:w16cex="http://schemas.microsoft.com/office/word/2018/wordml/cex" xmlns:w16cid="http://schemas.microsoft.com/office/word/2016/wordml/cid" xmlns:w16="http://schemas.microsoft.com/office/word/2018/wordml" xmlns:w16du="http://schemas.microsoft.com/office/word/2023/wordml/word16du" xmlns:w16sdtdh="http://schemas.microsoft.com/office/word/2020/wordml/sdtdatahash" xmlns:w16sdtfl="http://schemas.microsoft.com/office/word/2024/wordml/sdtformatlock" xmlns:w16se="http://schemas.microsoft.com/office/word/2015/wordml/symex" mc:Ignorable="w14 w15 w16se w16cid w16 w16cex w16sdtdh w16sdtfl w16du">
   <w:docDefaults>
     <w:rPrDefault>
       <w:rPr>
@@ -1069,7 +1069,7 @@
               <a:cs typeface="+mn-cs"/>
             </a:defRPr>
           </a:pPr>
-          <a:endParaRPr lang="en-001"/>
+          <a:endParaRPr lang="en-US"/>
         </a:p>
       </c:txPr>
     </c:title>
@@ -1320,10 +1320,10 @@
                 <c:formatCode>General</c:formatCode>
                 <c:ptCount val="4"/>
                 <c:pt idx="0">
-                  <c:v>405</c:v>
+                  <c:v>396</c:v>
                 </c:pt>
                 <c:pt idx="1">
-                  <c:v>88</c:v>
+                  <c:v>97</c:v>
                 </c:pt>
               </c:numCache>
             </c:numRef>
@@ -1394,6 +1394,7 @@
     </c:legend>
     <c:plotVisOnly val="1"/>
     <c:dispBlanksAs val="gap"/>
+    <c:showDLblsOverMax val="0"/>
     <c:extLst>
       <c:ext xmlns:c16r3="http://schemas.microsoft.com/office/drawing/2017/03/chart" uri="{56B9EC1D-385E-4148-901F-78D8002777C0}">
         <c16r3:dataDisplayOptions16>
@@ -1401,7 +1402,6 @@
         </c16r3:dataDisplayOptions16>
       </c:ext>
     </c:extLst>
-    <c:showDLblsOverMax val="0"/>
   </c:chart>
   <c:spPr>
     <a:solidFill>
@@ -1508,7 +1508,7 @@
               <a:cs typeface="+mn-cs"/>
             </a:defRPr>
           </a:pPr>
-          <a:endParaRPr lang="en-001"/>
+          <a:endParaRPr lang="en-US"/>
         </a:p>
       </c:txPr>
     </c:title>
@@ -1759,10 +1759,10 @@
                 <c:formatCode>General</c:formatCode>
                 <c:ptCount val="4"/>
                 <c:pt idx="0">
-                  <c:v>76</c:v>
+                  <c:v>82</c:v>
                 </c:pt>
                 <c:pt idx="1">
-                  <c:v>12</c:v>
+                  <c:v>15</c:v>
                 </c:pt>
               </c:numCache>
             </c:numRef>
@@ -1833,6 +1833,7 @@
     </c:legend>
     <c:plotVisOnly val="1"/>
     <c:dispBlanksAs val="gap"/>
+    <c:showDLblsOverMax val="0"/>
     <c:extLst>
       <c:ext xmlns:c16r3="http://schemas.microsoft.com/office/drawing/2017/03/chart" uri="{56B9EC1D-385E-4148-901F-78D8002777C0}">
         <c16r3:dataDisplayOptions16>
@@ -1840,7 +1841,6 @@
         </c16r3:dataDisplayOptions16>
       </c:ext>
     </c:extLst>
-    <c:showDLblsOverMax val="0"/>
   </c:chart>
   <c:spPr>
     <a:solidFill>
